--- a/docs/Proximate_Fund_User_Guide_July2026.docx
+++ b/docs/Proximate_Fund_User_Guide_July2026.docx
@@ -7281,7 +7281,7 @@
                 <w:sz w:val="19"/>
                 <w:szCs w:val="19"/>
               </w:rPr>
-              <w:t xml:space="preserve">The retrospective PDF button is labelled “90-day” but the report actually unlocks 180 days after closing. The label is wrong, not the report — this is a known issue and is being corrected.</w:t>
+              <w:t xml:space="preserve">Two of the three closing-pack items are available as soon as the round closes. The donor retrospective is not: it unlocks 180 days after closing, because it reports on the 90-day outcome attestations and those need time to come in. The card tells you how many days remain.</w:t>
             </w:r>
           </w:p>
         </w:tc>
